--- a/S11_Revision_Instructions.docx
+++ b/S11_Revision_Instructions.docx
@@ -263,7 +263,25 @@
                 <w:rFonts w:ascii="Calibri" w:hAnsi="Calibri" w:cs="Calibri"/>
                 <w:color w:val="000000"/>
               </w:rPr>
-              <w:t>NET Core MVC </w:t>
+              <w:t>NET </w:t>
+            </w:r>
+            <w:proofErr w:type="spellStart"/>
+            <w:r>
+              <w:rPr>
+                <w:rStyle w:val="normaltextrun"/>
+                <w:rFonts w:ascii="Calibri" w:hAnsi="Calibri" w:cs="Calibri"/>
+                <w:color w:val="000000"/>
+              </w:rPr>
+              <w:t>Core</w:t>
+            </w:r>
+            <w:proofErr w:type="spellEnd"/>
+            <w:r>
+              <w:rPr>
+                <w:rStyle w:val="normaltextrun"/>
+                <w:rFonts w:ascii="Calibri" w:hAnsi="Calibri" w:cs="Calibri"/>
+                <w:color w:val="000000"/>
+              </w:rPr>
+              <w:t> MVC </w:t>
             </w:r>
             <w:r>
               <w:rPr>
@@ -439,7 +457,25 @@
                 <w:rFonts w:ascii="Calibri" w:hAnsi="Calibri" w:cs="Calibri"/>
                 <w:color w:val="000000"/>
               </w:rPr>
-              <w:t>Mise en place d’Entity Framework</w:t>
+              <w:t>Mise en place d’</w:t>
+            </w:r>
+            <w:proofErr w:type="spellStart"/>
+            <w:r>
+              <w:rPr>
+                <w:rStyle w:val="normaltextrun"/>
+                <w:rFonts w:ascii="Calibri" w:hAnsi="Calibri" w:cs="Calibri"/>
+                <w:color w:val="000000"/>
+              </w:rPr>
+              <w:t>Entity</w:t>
+            </w:r>
+            <w:proofErr w:type="spellEnd"/>
+            <w:r>
+              <w:rPr>
+                <w:rStyle w:val="normaltextrun"/>
+                <w:rFonts w:ascii="Calibri" w:hAnsi="Calibri" w:cs="Calibri"/>
+                <w:color w:val="000000"/>
+              </w:rPr>
+              <w:t> Framework</w:t>
             </w:r>
             <w:r>
               <w:rPr>
@@ -512,6 +548,7 @@
                 <w:rFonts w:ascii="Calibri" w:hAnsi="Calibri" w:cs="Calibri"/>
               </w:rPr>
             </w:pPr>
+            <w:proofErr w:type="spellStart"/>
             <w:r>
               <w:rPr>
                 <w:rStyle w:val="normaltextrun"/>
@@ -520,6 +557,7 @@
               </w:rPr>
               <w:t>Linq</w:t>
             </w:r>
+            <w:proofErr w:type="spellEnd"/>
             <w:r>
               <w:rPr>
                 <w:rStyle w:val="eop"/>
@@ -975,6 +1013,7 @@
               <w:rPr>
                 <w:noProof/>
                 <w:color w:val="auto"/>
+                <w:highlight w:val="yellow"/>
                 <w:lang w:val="fr-FR"/>
               </w:rPr>
             </w:pPr>
@@ -982,6 +1021,7 @@
               <w:rPr>
                 <w:noProof/>
                 <w:color w:val="auto"/>
+                <w:highlight w:val="yellow"/>
                 <w:lang w:val="fr-FR"/>
               </w:rPr>
               <w:t>Faites une migration</w:t>
@@ -998,6 +1038,7 @@
               <w:rPr>
                 <w:noProof/>
                 <w:color w:val="auto"/>
+                <w:highlight w:val="yellow"/>
                 <w:lang w:val="fr-FR"/>
               </w:rPr>
             </w:pPr>
@@ -1005,6 +1046,7 @@
               <w:rPr>
                 <w:noProof/>
                 <w:color w:val="auto"/>
+                <w:highlight w:val="yellow"/>
                 <w:lang w:val="fr-FR"/>
               </w:rPr>
               <w:t>Publie</w:t>
@@ -1013,6 +1055,7 @@
               <w:rPr>
                 <w:noProof/>
                 <w:color w:val="auto"/>
+                <w:highlight w:val="yellow"/>
                 <w:lang w:val="fr-FR"/>
               </w:rPr>
               <w:t>z</w:t>
@@ -1021,6 +1064,7 @@
               <w:rPr>
                 <w:noProof/>
                 <w:color w:val="auto"/>
+                <w:highlight w:val="yellow"/>
                 <w:lang w:val="fr-FR"/>
               </w:rPr>
               <w:t xml:space="preserve"> la base de données</w:t>
@@ -1037,6 +1081,7 @@
               <w:rPr>
                 <w:noProof/>
                 <w:color w:val="auto"/>
+                <w:highlight w:val="yellow"/>
                 <w:lang w:val="fr-FR"/>
               </w:rPr>
             </w:pPr>
@@ -1045,6 +1090,7 @@
                 <w:rFonts w:cstheme="minorHAnsi"/>
                 <w:noProof/>
                 <w:color w:val="auto"/>
+                <w:highlight w:val="yellow"/>
                 <w:lang w:val="fr-FR"/>
               </w:rPr>
               <w:t>Validez sur</w:t>
@@ -1054,6 +1100,7 @@
                 <w:rFonts w:cstheme="minorHAnsi"/>
                 <w:noProof/>
                 <w:color w:val="auto"/>
+                <w:highlight w:val="yellow"/>
                 <w:lang w:val="fr-FR"/>
               </w:rPr>
               <w:t xml:space="preserve"> </w:t>
@@ -1062,6 +1109,7 @@
               <w:rPr>
                 <w:noProof/>
                 <w:color w:val="auto"/>
+                <w:highlight w:val="yellow"/>
                 <w:lang w:val="fr-FR"/>
               </w:rPr>
               <w:t xml:space="preserve"> MS SQL Server Management Studio</w:t>
@@ -1070,6 +1118,7 @@
               <w:rPr>
                 <w:noProof/>
                 <w:color w:val="auto"/>
+                <w:highlight w:val="yellow"/>
                 <w:lang w:val="fr-FR"/>
               </w:rPr>
               <w:t xml:space="preserve"> que c’est bien fait.</w:t>
@@ -1086,6 +1135,7 @@
               <w:rPr>
                 <w:noProof/>
                 <w:color w:val="auto"/>
+                <w:highlight w:val="yellow"/>
                 <w:lang w:val="fr-FR"/>
               </w:rPr>
             </w:pPr>
@@ -1093,6 +1143,7 @@
               <w:rPr>
                 <w:noProof/>
                 <w:color w:val="auto"/>
+                <w:highlight w:val="yellow"/>
                 <w:lang w:val="fr-FR"/>
               </w:rPr>
               <w:t>Assurez-vous de démarre</w:t>
@@ -1101,6 +1152,7 @@
               <w:rPr>
                 <w:noProof/>
                 <w:color w:val="auto"/>
+                <w:highlight w:val="yellow"/>
                 <w:lang w:val="fr-FR"/>
               </w:rPr>
               <w:t>r</w:t>
@@ -1109,6 +1161,7 @@
               <w:rPr>
                 <w:noProof/>
                 <w:color w:val="auto"/>
+                <w:highlight w:val="yellow"/>
                 <w:lang w:val="fr-FR"/>
               </w:rPr>
               <w:t xml:space="preserve"> l’application PresseMots :</w:t>
@@ -1133,6 +1186,7 @@
               <w:rPr>
                 <w:noProof/>
                 <w:color w:val="auto"/>
+                <w:highlight w:val="yellow"/>
                 <w:lang w:val="fr-FR"/>
               </w:rPr>
               <w:drawing>
@@ -1183,6 +1237,7 @@
               <w:rPr>
                 <w:noProof/>
                 <w:color w:val="auto"/>
+                <w:highlight w:val="yellow"/>
                 <w:lang w:val="fr-FR"/>
               </w:rPr>
             </w:pPr>
@@ -1190,6 +1245,7 @@
               <w:rPr>
                 <w:noProof/>
                 <w:color w:val="auto"/>
+                <w:highlight w:val="yellow"/>
                 <w:lang w:val="fr-FR"/>
               </w:rPr>
               <w:t>Testez que l’application</w:t>
@@ -1198,6 +1254,7 @@
               <w:rPr>
                 <w:noProof/>
                 <w:color w:val="auto"/>
+                <w:highlight w:val="yellow"/>
                 <w:lang w:val="fr-FR"/>
               </w:rPr>
               <w:t xml:space="preserve"> de base</w:t>
@@ -1206,6 +1263,7 @@
               <w:rPr>
                 <w:noProof/>
                 <w:color w:val="auto"/>
+                <w:highlight w:val="yellow"/>
                 <w:lang w:val="fr-FR"/>
               </w:rPr>
               <w:t xml:space="preserve"> fonctionne :</w:t>
@@ -1222,6 +1280,7 @@
               <w:rPr>
                 <w:noProof/>
                 <w:color w:val="auto"/>
+                <w:highlight w:val="yellow"/>
                 <w:lang w:val="fr-FR"/>
               </w:rPr>
             </w:pPr>
@@ -1229,6 +1288,7 @@
               <w:rPr>
                 <w:noProof/>
                 <w:color w:val="auto"/>
+                <w:highlight w:val="yellow"/>
                 <w:lang w:val="fr-FR"/>
               </w:rPr>
               <w:t>Est-ce que vous voyez les POST</w:t>
@@ -1237,6 +1297,7 @@
               <w:rPr>
                 <w:noProof/>
                 <w:color w:val="auto"/>
+                <w:highlight w:val="yellow"/>
                 <w:lang w:val="fr-FR"/>
               </w:rPr>
               <w:t> ?</w:t>
@@ -1253,6 +1314,7 @@
               <w:rPr>
                 <w:noProof/>
                 <w:color w:val="auto"/>
+                <w:highlight w:val="yellow"/>
                 <w:lang w:val="fr-FR"/>
               </w:rPr>
             </w:pPr>
@@ -1260,6 +1322,7 @@
               <w:rPr>
                 <w:noProof/>
                 <w:color w:val="auto"/>
+                <w:highlight w:val="yellow"/>
                 <w:lang w:val="fr-FR"/>
               </w:rPr>
               <w:t xml:space="preserve">Cliquez sur </w:t>
@@ -1268,6 +1331,7 @@
               <w:rPr>
                 <w:noProof/>
                 <w:color w:val="auto"/>
+                <w:highlight w:val="yellow"/>
                 <w:lang w:val="fr-FR"/>
               </w:rPr>
               <w:t>Com</w:t>
@@ -1276,6 +1340,7 @@
               <w:rPr>
                 <w:noProof/>
                 <w:color w:val="auto"/>
+                <w:highlight w:val="yellow"/>
                 <w:lang w:val="fr-FR"/>
               </w:rPr>
               <w:t>mentaire(s) : voyez-vous la publication et les commentaires</w:t>
@@ -1284,6 +1349,7 @@
               <w:rPr>
                 <w:noProof/>
                 <w:color w:val="auto"/>
+                <w:highlight w:val="yellow"/>
                 <w:lang w:val="fr-FR"/>
               </w:rPr>
               <w:t> ?</w:t>
@@ -1339,6 +1405,7 @@
               <w:rPr>
                 <w:noProof/>
                 <w:color w:val="auto"/>
+                <w:highlight w:val="yellow"/>
                 <w:lang w:val="fr-FR"/>
               </w:rPr>
             </w:pPr>
@@ -1346,6 +1413,7 @@
               <w:rPr>
                 <w:noProof/>
                 <w:color w:val="auto"/>
+                <w:highlight w:val="yellow"/>
                 <w:lang w:val="fr-FR"/>
               </w:rPr>
               <w:t xml:space="preserve">En ce moment, </w:t>
@@ -1354,6 +1422,7 @@
               <w:rPr>
                 <w:noProof/>
                 <w:color w:val="auto"/>
+                <w:highlight w:val="yellow"/>
                 <w:lang w:val="fr-FR"/>
               </w:rPr>
               <w:t xml:space="preserve">Story contient une propriété </w:t>
@@ -1362,6 +1431,7 @@
               <w:rPr>
                 <w:noProof/>
                 <w:color w:val="auto"/>
+                <w:highlight w:val="yellow"/>
                 <w:lang w:val="fr-FR"/>
               </w:rPr>
               <w:t>Tag</w:t>
@@ -1370,6 +1440,7 @@
               <w:rPr>
                 <w:noProof/>
                 <w:color w:val="auto"/>
+                <w:highlight w:val="yellow"/>
                 <w:lang w:val="fr-FR"/>
               </w:rPr>
               <w:t>s</w:t>
@@ -1378,6 +1449,7 @@
               <w:rPr>
                 <w:noProof/>
                 <w:color w:val="auto"/>
+                <w:highlight w:val="yellow"/>
                 <w:lang w:val="fr-FR"/>
               </w:rPr>
               <w:t xml:space="preserve"> (étiquettes)</w:t>
@@ -1386,6 +1458,7 @@
               <w:rPr>
                 <w:noProof/>
                 <w:color w:val="auto"/>
+                <w:highlight w:val="yellow"/>
                 <w:lang w:val="fr-FR"/>
               </w:rPr>
               <w:t>. Tags</w:t>
@@ -1394,6 +1467,7 @@
               <w:rPr>
                 <w:noProof/>
                 <w:color w:val="auto"/>
+                <w:highlight w:val="yellow"/>
                 <w:lang w:val="fr-FR"/>
               </w:rPr>
               <w:t xml:space="preserve"> est une Liste de </w:t>
@@ -1402,6 +1476,7 @@
               <w:rPr>
                 <w:noProof/>
                 <w:color w:val="auto"/>
+                <w:highlight w:val="yellow"/>
                 <w:lang w:val="fr-FR"/>
               </w:rPr>
               <w:t>s</w:t>
@@ -1410,6 +1485,7 @@
               <w:rPr>
                 <w:noProof/>
                 <w:color w:val="auto"/>
+                <w:highlight w:val="yellow"/>
                 <w:lang w:val="fr-FR"/>
               </w:rPr>
               <w:t>tring</w:t>
@@ -1418,6 +1494,7 @@
               <w:rPr>
                 <w:noProof/>
                 <w:color w:val="auto"/>
+                <w:highlight w:val="yellow"/>
                 <w:lang w:val="fr-FR"/>
               </w:rPr>
               <w:t xml:space="preserve"> </w:t>
@@ -1426,6 +1503,7 @@
               <w:rPr>
                 <w:noProof/>
                 <w:color w:val="auto"/>
+                <w:highlight w:val="yellow"/>
                 <w:lang w:val="fr-FR"/>
               </w:rPr>
               <w:t xml:space="preserve">qui </w:t>
@@ -1434,6 +1512,7 @@
               <w:rPr>
                 <w:noProof/>
                 <w:color w:val="auto"/>
+                <w:highlight w:val="yellow"/>
                 <w:lang w:val="fr-FR"/>
               </w:rPr>
               <w:t>n’est pas stocké</w:t>
@@ -1442,6 +1521,7 @@
               <w:rPr>
                 <w:noProof/>
                 <w:color w:val="auto"/>
+                <w:highlight w:val="yellow"/>
                 <w:lang w:val="fr-FR"/>
               </w:rPr>
               <w:t>e</w:t>
@@ -1450,6 +1530,7 @@
               <w:rPr>
                 <w:noProof/>
                 <w:color w:val="auto"/>
+                <w:highlight w:val="yellow"/>
                 <w:lang w:val="fr-FR"/>
               </w:rPr>
               <w:t xml:space="preserve"> dans la BD (</w:t>
@@ -1458,6 +1539,7 @@
               <w:rPr>
                 <w:noProof/>
                 <w:color w:val="auto"/>
+                <w:highlight w:val="yellow"/>
                 <w:lang w:val="fr-FR"/>
               </w:rPr>
               <w:t>N</w:t>
@@ -1466,6 +1548,7 @@
               <w:rPr>
                 <w:noProof/>
                 <w:color w:val="auto"/>
+                <w:highlight w:val="yellow"/>
                 <w:lang w:val="fr-FR"/>
               </w:rPr>
               <w:t>otMapped)</w:t>
@@ -1474,6 +1557,7 @@
               <w:rPr>
                 <w:noProof/>
                 <w:color w:val="auto"/>
+                <w:highlight w:val="yellow"/>
                 <w:lang w:val="fr-FR"/>
               </w:rPr>
               <w:t xml:space="preserve">. </w:t>
@@ -1541,6 +1625,7 @@
               <w:rPr>
                 <w:noProof/>
                 <w:color w:val="auto"/>
+                <w:highlight w:val="yellow"/>
                 <w:lang w:val="fr-FR"/>
               </w:rPr>
             </w:pPr>
@@ -1549,6 +1634,7 @@
                 <w:rFonts w:cstheme="minorHAnsi"/>
                 <w:noProof/>
                 <w:color w:val="auto"/>
+                <w:highlight w:val="yellow"/>
                 <w:lang w:val="fr-FR"/>
               </w:rPr>
               <w:t xml:space="preserve">→ </w:t>
@@ -1557,6 +1643,7 @@
               <w:rPr>
                 <w:noProof/>
                 <w:color w:val="auto"/>
+                <w:highlight w:val="yellow"/>
                 <w:lang w:val="fr-FR"/>
               </w:rPr>
               <w:t>Changer cela pour que ce soit un modèle dans la base de données.  Faites le nécessaire pour l’ajouter</w:t>
@@ -1565,6 +1652,7 @@
               <w:rPr>
                 <w:noProof/>
                 <w:color w:val="auto"/>
+                <w:highlight w:val="yellow"/>
                 <w:lang w:val="fr-FR"/>
               </w:rPr>
               <w:t xml:space="preserve"> en sachant ceci : </w:t>
@@ -1581,6 +1669,7 @@
               <w:rPr>
                 <w:noProof/>
                 <w:color w:val="auto"/>
+                <w:highlight w:val="yellow"/>
                 <w:lang w:val="fr-FR"/>
               </w:rPr>
             </w:pPr>
@@ -1588,6 +1677,7 @@
               <w:rPr>
                 <w:noProof/>
                 <w:color w:val="auto"/>
+                <w:highlight w:val="yellow"/>
                 <w:lang w:val="fr-FR"/>
               </w:rPr>
               <w:t>Un Tag peut être sur plusieurs Story et un Story peut être sur plusieurs Tags</w:t>
@@ -1596,6 +1686,7 @@
               <w:rPr>
                 <w:noProof/>
                 <w:color w:val="auto"/>
+                <w:highlight w:val="yellow"/>
                 <w:lang w:val="fr-FR"/>
               </w:rPr>
               <w:t xml:space="preserve"> (plusieurs à plusieurs</w:t>
@@ -1604,6 +1695,7 @@
               <w:rPr>
                 <w:noProof/>
                 <w:color w:val="auto"/>
+                <w:highlight w:val="yellow"/>
                 <w:lang w:val="fr-FR"/>
               </w:rPr>
               <w:t>)</w:t>
@@ -1620,6 +1712,7 @@
               <w:rPr>
                 <w:noProof/>
                 <w:color w:val="auto"/>
+                <w:highlight w:val="yellow"/>
                 <w:lang w:val="fr-FR"/>
               </w:rPr>
             </w:pPr>
@@ -1627,6 +1720,7 @@
               <w:rPr>
                 <w:noProof/>
                 <w:color w:val="auto"/>
+                <w:highlight w:val="yellow"/>
                 <w:lang w:val="fr-FR"/>
               </w:rPr>
               <w:t xml:space="preserve">Utilisez </w:t>
@@ -1635,6 +1729,7 @@
               <w:rPr>
                 <w:noProof/>
                 <w:color w:val="auto"/>
+                <w:highlight w:val="yellow"/>
                 <w:lang w:val="fr-FR"/>
               </w:rPr>
               <w:t>une</w:t>
@@ -1643,6 +1738,7 @@
               <w:rPr>
                 <w:noProof/>
                 <w:color w:val="auto"/>
+                <w:highlight w:val="yellow"/>
                 <w:u w:val="single"/>
                 <w:lang w:val="fr-FR"/>
               </w:rPr>
@@ -1652,6 +1748,7 @@
               <w:rPr>
                 <w:noProof/>
                 <w:color w:val="auto"/>
+                <w:highlight w:val="yellow"/>
                 <w:u w:val="single"/>
                 <w:lang w:val="fr-FR"/>
               </w:rPr>
@@ -1661,6 +1758,7 @@
               <w:rPr>
                 <w:noProof/>
                 <w:color w:val="auto"/>
+                <w:highlight w:val="yellow"/>
                 <w:u w:val="single"/>
                 <w:lang w:val="fr-FR"/>
               </w:rPr>
@@ -1678,6 +1776,7 @@
               <w:rPr>
                 <w:noProof/>
                 <w:color w:val="auto"/>
+                <w:highlight w:val="yellow"/>
                 <w:lang w:val="fr-FR"/>
               </w:rPr>
             </w:pPr>
@@ -1685,6 +1784,7 @@
               <w:rPr>
                 <w:noProof/>
                 <w:color w:val="auto"/>
+                <w:highlight w:val="yellow"/>
                 <w:lang w:val="fr-FR"/>
               </w:rPr>
               <w:t>Un Tag a les propriété</w:t>
@@ -1693,6 +1793,7 @@
               <w:rPr>
                 <w:noProof/>
                 <w:color w:val="auto"/>
+                <w:highlight w:val="yellow"/>
                 <w:lang w:val="fr-FR"/>
               </w:rPr>
               <w:t>s</w:t>
@@ -1701,6 +1802,7 @@
               <w:rPr>
                 <w:noProof/>
                 <w:color w:val="auto"/>
+                <w:highlight w:val="yellow"/>
                 <w:lang w:val="fr-FR"/>
               </w:rPr>
               <w:t xml:space="preserve"> Id, </w:t>
@@ -1709,6 +1811,7 @@
               <w:rPr>
                 <w:noProof/>
                 <w:color w:val="auto"/>
+                <w:highlight w:val="yellow"/>
                 <w:lang w:val="fr-FR"/>
               </w:rPr>
               <w:t>Name</w:t>
@@ -1725,6 +1828,7 @@
               <w:rPr>
                 <w:noProof/>
                 <w:color w:val="auto"/>
+                <w:highlight w:val="yellow"/>
                 <w:lang w:val="fr-FR"/>
               </w:rPr>
             </w:pPr>
@@ -1732,6 +1836,7 @@
               <w:rPr>
                 <w:noProof/>
                 <w:color w:val="auto"/>
+                <w:highlight w:val="yellow"/>
                 <w:lang w:val="fr-FR"/>
               </w:rPr>
               <w:t xml:space="preserve">Le </w:t>
@@ -1740,6 +1845,7 @@
               <w:rPr>
                 <w:noProof/>
                 <w:color w:val="auto"/>
+                <w:highlight w:val="yellow"/>
                 <w:lang w:val="fr-FR"/>
               </w:rPr>
               <w:t>LazyLoading est activé</w:t>
@@ -1748,6 +1854,7 @@
               <w:rPr>
                 <w:noProof/>
                 <w:color w:val="auto"/>
+                <w:highlight w:val="yellow"/>
                 <w:lang w:val="fr-FR"/>
               </w:rPr>
               <w:t xml:space="preserve"> (voir Program.cs)</w:t>
@@ -1764,6 +1871,7 @@
               <w:rPr>
                 <w:noProof/>
                 <w:color w:val="auto"/>
+                <w:highlight w:val="yellow"/>
                 <w:lang w:val="fr-CA"/>
               </w:rPr>
             </w:pPr>
@@ -1771,6 +1879,7 @@
               <w:rPr>
                 <w:noProof/>
                 <w:color w:val="auto"/>
+                <w:highlight w:val="yellow"/>
                 <w:lang w:val="fr-FR"/>
               </w:rPr>
               <w:t>N’oubliez pas de faire une migration</w:t>
@@ -1779,6 +1888,7 @@
               <w:rPr>
                 <w:noProof/>
                 <w:color w:val="auto"/>
+                <w:highlight w:val="yellow"/>
                 <w:lang w:val="fr-FR"/>
               </w:rPr>
               <w:t xml:space="preserve"> après avoir </w:t>
@@ -1787,6 +1897,7 @@
               <w:rPr>
                 <w:noProof/>
                 <w:color w:val="auto"/>
+                <w:highlight w:val="yellow"/>
                 <w:lang w:val="fr-FR"/>
               </w:rPr>
               <w:t>ajouté</w:t>
@@ -1795,6 +1906,7 @@
               <w:rPr>
                 <w:noProof/>
                 <w:color w:val="auto"/>
+                <w:highlight w:val="yellow"/>
                 <w:lang w:val="fr-FR"/>
               </w:rPr>
               <w:t xml:space="preserve"> </w:t>
@@ -1803,6 +1915,7 @@
               <w:rPr>
                 <w:noProof/>
                 <w:color w:val="auto"/>
+                <w:highlight w:val="yellow"/>
                 <w:lang w:val="fr-FR"/>
               </w:rPr>
               <w:t>l</w:t>
@@ -1811,6 +1924,7 @@
               <w:rPr>
                 <w:noProof/>
                 <w:color w:val="auto"/>
+                <w:highlight w:val="yellow"/>
                 <w:lang w:val="fr-FR"/>
               </w:rPr>
               <w:t>es dbset</w:t>
@@ -1819,6 +1933,7 @@
               <w:rPr>
                 <w:noProof/>
                 <w:color w:val="auto"/>
+                <w:highlight w:val="yellow"/>
                 <w:lang w:val="fr-FR"/>
               </w:rPr>
               <w:t>s</w:t>
@@ -1827,6 +1942,7 @@
               <w:rPr>
                 <w:noProof/>
                 <w:color w:val="auto"/>
+                <w:highlight w:val="yellow"/>
                 <w:lang w:val="fr-FR"/>
               </w:rPr>
               <w:t>.</w:t>
@@ -1839,6 +1955,7 @@
                 <w:bCs/>
                 <w:noProof/>
                 <w:color w:val="A1622F" w:themeColor="accent2" w:themeShade="80"/>
+                <w:highlight w:val="yellow"/>
                 <w:lang w:val="fr-CA"/>
               </w:rPr>
             </w:pPr>
@@ -1848,6 +1965,7 @@
                 <w:bCs/>
                 <w:noProof/>
                 <w:color w:val="A1622F" w:themeColor="accent2" w:themeShade="80"/>
+                <w:highlight w:val="yellow"/>
                 <w:lang w:val="fr-CA"/>
               </w:rPr>
               <w:t>Vues Tag et StoryTags</w:t>
@@ -1864,6 +1982,7 @@
               <w:rPr>
                 <w:noProof/>
                 <w:color w:val="auto"/>
+                <w:highlight w:val="yellow"/>
                 <w:lang w:val="fr-FR"/>
               </w:rPr>
             </w:pPr>
@@ -1871,6 +1990,7 @@
               <w:rPr>
                 <w:noProof/>
                 <w:color w:val="auto"/>
+                <w:highlight w:val="yellow"/>
                 <w:lang w:val="fr-FR"/>
               </w:rPr>
               <w:t xml:space="preserve">Pour </w:t>
@@ -1879,6 +1999,7 @@
               <w:rPr>
                 <w:noProof/>
                 <w:color w:val="auto"/>
+                <w:highlight w:val="yellow"/>
                 <w:lang w:val="fr-FR"/>
               </w:rPr>
               <w:t xml:space="preserve">les vues de Tag et </w:t>
@@ -1887,6 +2008,7 @@
               <w:rPr>
                 <w:noProof/>
                 <w:color w:val="auto"/>
+                <w:highlight w:val="yellow"/>
                 <w:lang w:val="fr-FR"/>
               </w:rPr>
               <w:t xml:space="preserve">StoryTag, le html </w:t>
@@ -1895,6 +2017,7 @@
               <w:rPr>
                 <w:noProof/>
                 <w:color w:val="auto"/>
+                <w:highlight w:val="yellow"/>
                 <w:lang w:val="fr-FR"/>
               </w:rPr>
               <w:t xml:space="preserve">est </w:t>
@@ -1903,6 +2026,7 @@
               <w:rPr>
                 <w:noProof/>
                 <w:color w:val="auto"/>
+                <w:highlight w:val="yellow"/>
                 <w:lang w:val="fr-FR"/>
               </w:rPr>
               <w:t>déjà présent. Décommentez le contenu</w:t>
@@ -1911,6 +2035,7 @@
               <w:rPr>
                 <w:noProof/>
                 <w:color w:val="auto"/>
+                <w:highlight w:val="yellow"/>
                 <w:lang w:val="fr-FR"/>
               </w:rPr>
               <w:t>.</w:t>
@@ -1970,6 +2095,7 @@
               <w:rPr>
                 <w:noProof/>
                 <w:color w:val="auto"/>
+                <w:highlight w:val="yellow"/>
                 <w:lang w:val="fr-FR"/>
               </w:rPr>
               <w:t>Vous devez compléter le code : décommentez par action pour vous permettre de tester adéquatement</w:t>
@@ -1986,6 +2112,7 @@
               <w:rPr>
                 <w:noProof/>
                 <w:color w:val="auto"/>
+                <w:highlight w:val="yellow"/>
                 <w:lang w:val="fr-FR"/>
               </w:rPr>
             </w:pPr>
@@ -1993,6 +2120,7 @@
               <w:rPr>
                 <w:noProof/>
                 <w:color w:val="auto"/>
+                <w:highlight w:val="yellow"/>
                 <w:lang w:val="fr-FR"/>
               </w:rPr>
               <w:t>Pour le Tag, implantez Create et Delete. (Get et Post)</w:t>
@@ -2009,6 +2137,7 @@
               <w:rPr>
                 <w:noProof/>
                 <w:color w:val="auto"/>
+                <w:highlight w:val="yellow"/>
                 <w:lang w:val="fr-FR"/>
               </w:rPr>
             </w:pPr>
@@ -2016,6 +2145,7 @@
               <w:rPr>
                 <w:noProof/>
                 <w:color w:val="auto"/>
+                <w:highlight w:val="yellow"/>
                 <w:lang w:val="fr-FR"/>
               </w:rPr>
               <w:t>Testez</w:t>
@@ -6249,6 +6379,7 @@
   <w:style w:type="character" w:default="1" w:styleId="Policepardfaut">
     <w:name w:val="Default Paragraph Font"/>
     <w:uiPriority w:val="1"/>
+    <w:semiHidden/>
     <w:unhideWhenUsed/>
   </w:style>
   <w:style w:type="table" w:default="1" w:styleId="TableauNormal">
